--- a/Module_5_Growth_Roadmap.docx
+++ b/Module_5_Growth_Roadmap.docx
@@ -2985,7 +2985,152 @@
                 <w:color w:val="2D2D2D"/>
                 <w:sz w:val="18"/>
               </w:rPr>
-              <w:t>Leverage veteran networks, LinkedIn outreach</w:t>
+              <w:t>Leverage veteran networks, LinkedIn outreach, target Silicon Beach tech offices</w:t>
+            </w:r>
+          </w:p>
+        </w:tc>
+      </w:tr>
+      <w:tr>
+        <w:tc>
+          <w:tcPr>
+            <w:tcW w:type="dxa" w:w="2592"/>
+            <w:shd w:fill="F7F7F7" w:val="clear"/>
+            <w:tcBorders>
+              <w:top w:val="single" w:sz="4" w:space="0" w:color="CCCCCC"/>
+              <w:left w:val="single" w:sz="4" w:space="0" w:color="CCCCCC"/>
+              <w:bottom w:val="single" w:sz="4" w:space="0" w:color="CCCCCC"/>
+              <w:right w:val="single" w:sz="4" w:space="0" w:color="CCCCCC"/>
+            </w:tcBorders>
+          </w:tcPr>
+          <w:p>
+            <w:r>
+              <w:rPr>
+                <w:rFonts w:ascii="Calibri" w:hAnsi="Calibri"/>
+                <w:color w:val="2D2D2D"/>
+                <w:sz w:val="18"/>
+              </w:rPr>
+              <w:t>Brewery Partnerships</w:t>
+            </w:r>
+          </w:p>
+        </w:tc>
+        <w:tc>
+          <w:tcPr>
+            <w:tcW w:type="dxa" w:w="2016"/>
+            <w:shd w:fill="F7F7F7" w:val="clear"/>
+            <w:tcBorders>
+              <w:top w:val="single" w:sz="4" w:space="0" w:color="CCCCCC"/>
+              <w:left w:val="single" w:sz="4" w:space="0" w:color="CCCCCC"/>
+              <w:bottom w:val="single" w:sz="4" w:space="0" w:color="CCCCCC"/>
+              <w:right w:val="single" w:sz="4" w:space="0" w:color="CCCCCC"/>
+            </w:tcBorders>
+          </w:tcPr>
+          <w:p>
+            <w:r>
+              <w:rPr>
+                <w:rFonts w:ascii="Calibri" w:hAnsi="Calibri"/>
+                <w:color w:val="2D2D2D"/>
+                <w:sz w:val="18"/>
+              </w:rPr>
+              <w:t>0%</w:t>
+            </w:r>
+          </w:p>
+        </w:tc>
+        <w:tc>
+          <w:tcPr>
+            <w:tcW w:type="dxa" w:w="2016"/>
+            <w:shd w:fill="F7F7F7" w:val="clear"/>
+            <w:tcBorders>
+              <w:top w:val="single" w:sz="4" w:space="0" w:color="CCCCCC"/>
+              <w:left w:val="single" w:sz="4" w:space="0" w:color="CCCCCC"/>
+              <w:bottom w:val="single" w:sz="4" w:space="0" w:color="CCCCCC"/>
+              <w:right w:val="single" w:sz="4" w:space="0" w:color="CCCCCC"/>
+            </w:tcBorders>
+          </w:tcPr>
+          <w:p>
+            <w:r>
+              <w:rPr>
+                <w:rFonts w:ascii="Calibri" w:hAnsi="Calibri"/>
+                <w:color w:val="2D2D2D"/>
+                <w:sz w:val="18"/>
+              </w:rPr>
+              <w:t>~5% of revenue</w:t>
+            </w:r>
+          </w:p>
+        </w:tc>
+        <w:tc>
+          <w:tcPr>
+            <w:tcW w:type="dxa" w:w="3168"/>
+            <w:shd w:fill="F7F7F7" w:val="clear"/>
+            <w:tcBorders>
+              <w:top w:val="single" w:sz="4" w:space="0" w:color="CCCCCC"/>
+              <w:left w:val="single" w:sz="4" w:space="0" w:color="CCCCCC"/>
+              <w:bottom w:val="single" w:sz="4" w:space="0" w:color="CCCCCC"/>
+              <w:right w:val="single" w:sz="4" w:space="0" w:color="CCCCCC"/>
+            </w:tcBorders>
+          </w:tcPr>
+          <w:p>
+            <w:r>
+              <w:rPr>
+                <w:rFonts w:ascii="Calibri" w:hAnsi="Calibri"/>
+                <w:color w:val="2D2D2D"/>
+                <w:sz w:val="18"/>
+              </w:rPr>
+              <w:t>Free or low-fee setup at LA breweries on busy nights; dessert + beer is a natural pairing</w:t>
+            </w:r>
+          </w:p>
+        </w:tc>
+      </w:tr>
+    </w:tbl>
+    <w:p/>
+    <w:tbl>
+      <w:tblPr>
+        <w:tblW w:type="auto" w:w="0"/>
+        <w:jc w:val="center"/>
+        <w:tblLook w:firstColumn="1" w:firstRow="1" w:lastColumn="0" w:lastRow="0" w:noHBand="0" w:noVBand="1" w:val="04A0"/>
+      </w:tblPr>
+      <w:tblGrid>
+        <w:gridCol w:w="9360"/>
+      </w:tblGrid>
+      <w:tr>
+        <w:tc>
+          <w:tcPr>
+            <w:tcW w:type="dxa" w:w="9360"/>
+            <w:shd w:fill="FEF5F4" w:val="clear"/>
+            <w:tcBorders>
+              <w:top w:val="single" w:sz="8" w:space="0" w:color="C0392B"/>
+              <w:left w:val="single" w:sz="8" w:space="0" w:color="C0392B"/>
+              <w:bottom w:val="single" w:sz="8" w:space="0" w:color="C0392B"/>
+              <w:right w:val="single" w:sz="8" w:space="0" w:color="C0392B"/>
+            </w:tcBorders>
+          </w:tcPr>
+          <w:p>
+            <w:r>
+              <w:rPr>
+                <w:rFonts w:ascii="Calibri" w:hAnsi="Calibri"/>
+                <w:b/>
+                <w:color w:val="C0392B"/>
+                <w:sz w:val="20"/>
+              </w:rPr>
+              <w:t>HIGH-VALUE FESTIVAL TARGETS</w:t>
+            </w:r>
+          </w:p>
+          <w:p>
+            <w:r>
+              <w:rPr>
+                <w:rFonts w:ascii="Calibri" w:hAnsi="Calibri"/>
+                <w:color w:val="4A4A4A"/>
+                <w:sz w:val="19"/>
+              </w:rPr>
+              <w:t>626 Night Market (Arcadia): 50,000+ visitors/weekend, vendor fees $500-$1,000, revenue potential $3,000-$8,000/weekend. Long waitlist -- apply early.</w:t>
+              <w:br/>
+              <w:br/>
+              <w:t>Smorgasburg LA (ROW DTLA, Sundays): Vendor fees $300-$600/day, revenue potential $1,500-$4,000/day. Very competitive application.</w:t>
+              <w:br/>
+              <w:br/>
+              <w:t>Abbot Kinney First Fridays (Venice): Massive foot traffic, street vendor opportunities.</w:t>
+              <w:br/>
+              <w:br/>
+              <w:t>These are high-effort, high-reward events. Book 2-3 months in advance.</w:t>
             </w:r>
           </w:p>
         </w:tc>
@@ -3632,7 +3777,7 @@
                 <w:color w:val="2D2D2D"/>
                 <w:sz w:val="18"/>
               </w:rPr>
-              <w:t>Seasonal LTOs (pumpkin spice, candy cane, etc.)</w:t>
+              <w:t>Cotton candy flower bouquets (gift item)</w:t>
             </w:r>
           </w:p>
         </w:tc>
@@ -3654,7 +3799,7 @@
                 <w:color w:val="2D2D2D"/>
                 <w:sz w:val="18"/>
               </w:rPr>
-              <w:t>None -- new sugar flavors</w:t>
+              <w:t>None -- same machine + packaging</w:t>
             </w:r>
           </w:p>
         </w:tc>
@@ -3720,7 +3865,7 @@
                 <w:color w:val="2D2D2D"/>
                 <w:sz w:val="18"/>
               </w:rPr>
-              <w:t>Creates urgency and social media buzz</w:t>
+              <w:t>$15-$25 each; weddings, holidays, gifts</w:t>
             </w:r>
           </w:p>
         </w:tc>
@@ -3744,7 +3889,7 @@
                 <w:color w:val="2D2D2D"/>
                 <w:sz w:val="18"/>
               </w:rPr>
-              <w:t>Beverages (lemonade, agua fresca)</w:t>
+              <w:t>Pre-packaged cotton candy bags (retail)</w:t>
             </w:r>
           </w:p>
         </w:tc>
@@ -3766,7 +3911,7 @@
                 <w:color w:val="2D2D2D"/>
                 <w:sz w:val="18"/>
               </w:rPr>
-              <w:t>New dispenser + additional permits review</w:t>
+              <w:t>Sealed bags + labeling</w:t>
             </w:r>
           </w:p>
         </w:tc>
@@ -3788,7 +3933,7 @@
                 <w:color w:val="2D2D2D"/>
                 <w:sz w:val="18"/>
               </w:rPr>
-              <w:t>MEDIUM</w:t>
+              <w:t>LOW</w:t>
             </w:r>
           </w:p>
         </w:tc>
@@ -3810,7 +3955,7 @@
                 <w:color w:val="2D2D2D"/>
                 <w:sz w:val="18"/>
               </w:rPr>
-              <w:t>Year 2 Q2+ (if demand justifies)</w:t>
+              <w:t>Year 2 Q1+</w:t>
             </w:r>
           </w:p>
         </w:tc>
@@ -3832,7 +3977,7 @@
                 <w:color w:val="2D2D2D"/>
                 <w:sz w:val="18"/>
               </w:rPr>
-              <w:t>New $4-$5 product line</w:t>
+              <w:t>$5-$8 each; passive income at market stall</w:t>
             </w:r>
           </w:p>
         </w:tc>
@@ -3856,7 +4001,7 @@
                 <w:color w:val="2D2D2D"/>
                 <w:sz w:val="18"/>
               </w:rPr>
-              <w:t>Hot desserts (churros, funnel cake)</w:t>
+              <w:t>Seasonal LTOs (pumpkin spice, candy cane, etc.)</w:t>
             </w:r>
           </w:p>
         </w:tc>
@@ -3878,7 +4023,7 @@
                 <w:color w:val="2D2D2D"/>
                 <w:sz w:val="18"/>
               </w:rPr>
-              <w:t>Deep fryer + hood + upgraded MFF classification</w:t>
+              <w:t>None -- new sugar flavors</w:t>
             </w:r>
           </w:p>
         </w:tc>
@@ -3900,7 +4045,7 @@
                 <w:color w:val="2D2D2D"/>
                 <w:sz w:val="18"/>
               </w:rPr>
-              <w:t>HIGH -- AVOID</w:t>
+              <w:t>LOW</w:t>
             </w:r>
           </w:p>
         </w:tc>
@@ -3922,7 +4067,7 @@
                 <w:color w:val="2D2D2D"/>
                 <w:sz w:val="18"/>
               </w:rPr>
-              <w:t>Year 3+ at earliest</w:t>
+              <w:t>Year 1 Q4+</w:t>
             </w:r>
           </w:p>
         </w:tc>
@@ -3944,7 +4089,343 @@
                 <w:color w:val="2D2D2D"/>
                 <w:sz w:val="18"/>
               </w:rPr>
+              <w:t>Creates urgency and social media buzz</w:t>
+            </w:r>
+          </w:p>
+        </w:tc>
+      </w:tr>
+      <w:tr>
+        <w:tc>
+          <w:tcPr>
+            <w:tcW w:type="dxa" w:w="2592"/>
+            <w:shd w:fill="FFFFFF" w:val="clear"/>
+            <w:tcBorders>
+              <w:top w:val="single" w:sz="4" w:space="0" w:color="CCCCCC"/>
+              <w:left w:val="single" w:sz="4" w:space="0" w:color="CCCCCC"/>
+              <w:bottom w:val="single" w:sz="4" w:space="0" w:color="CCCCCC"/>
+              <w:right w:val="single" w:sz="4" w:space="0" w:color="CCCCCC"/>
+            </w:tcBorders>
+          </w:tcPr>
+          <w:p>
+            <w:r>
+              <w:rPr>
+                <w:rFonts w:ascii="Calibri" w:hAnsi="Calibri"/>
+                <w:color w:val="2D2D2D"/>
+                <w:sz w:val="18"/>
+              </w:rPr>
+              <w:t>Beverages (lemonade, agua fresca)</w:t>
+            </w:r>
+          </w:p>
+        </w:tc>
+        <w:tc>
+          <w:tcPr>
+            <w:tcW w:type="dxa" w:w="2016"/>
+            <w:shd w:fill="FFFFFF" w:val="clear"/>
+            <w:tcBorders>
+              <w:top w:val="single" w:sz="4" w:space="0" w:color="CCCCCC"/>
+              <w:left w:val="single" w:sz="4" w:space="0" w:color="CCCCCC"/>
+              <w:bottom w:val="single" w:sz="4" w:space="0" w:color="CCCCCC"/>
+              <w:right w:val="single" w:sz="4" w:space="0" w:color="CCCCCC"/>
+            </w:tcBorders>
+          </w:tcPr>
+          <w:p>
+            <w:r>
+              <w:rPr>
+                <w:rFonts w:ascii="Calibri" w:hAnsi="Calibri"/>
+                <w:color w:val="2D2D2D"/>
+                <w:sz w:val="18"/>
+              </w:rPr>
+              <w:t>New dispenser + additional permits review</w:t>
+            </w:r>
+          </w:p>
+        </w:tc>
+        <w:tc>
+          <w:tcPr>
+            <w:tcW w:type="dxa" w:w="1440"/>
+            <w:shd w:fill="FFFFFF" w:val="clear"/>
+            <w:tcBorders>
+              <w:top w:val="single" w:sz="4" w:space="0" w:color="CCCCCC"/>
+              <w:left w:val="single" w:sz="4" w:space="0" w:color="CCCCCC"/>
+              <w:bottom w:val="single" w:sz="4" w:space="0" w:color="CCCCCC"/>
+              <w:right w:val="single" w:sz="4" w:space="0" w:color="CCCCCC"/>
+            </w:tcBorders>
+          </w:tcPr>
+          <w:p>
+            <w:r>
+              <w:rPr>
+                <w:rFonts w:ascii="Calibri" w:hAnsi="Calibri"/>
+                <w:color w:val="2D2D2D"/>
+                <w:sz w:val="18"/>
+              </w:rPr>
+              <w:t>MEDIUM</w:t>
+            </w:r>
+          </w:p>
+        </w:tc>
+        <w:tc>
+          <w:tcPr>
+            <w:tcW w:type="dxa" w:w="1728"/>
+            <w:shd w:fill="FFFFFF" w:val="clear"/>
+            <w:tcBorders>
+              <w:top w:val="single" w:sz="4" w:space="0" w:color="CCCCCC"/>
+              <w:left w:val="single" w:sz="4" w:space="0" w:color="CCCCCC"/>
+              <w:bottom w:val="single" w:sz="4" w:space="0" w:color="CCCCCC"/>
+              <w:right w:val="single" w:sz="4" w:space="0" w:color="CCCCCC"/>
+            </w:tcBorders>
+          </w:tcPr>
+          <w:p>
+            <w:r>
+              <w:rPr>
+                <w:rFonts w:ascii="Calibri" w:hAnsi="Calibri"/>
+                <w:color w:val="2D2D2D"/>
+                <w:sz w:val="18"/>
+              </w:rPr>
+              <w:t>Year 2 Q2+ (if demand justifies)</w:t>
+            </w:r>
+          </w:p>
+        </w:tc>
+        <w:tc>
+          <w:tcPr>
+            <w:tcW w:type="dxa" w:w="2016"/>
+            <w:shd w:fill="FFFFFF" w:val="clear"/>
+            <w:tcBorders>
+              <w:top w:val="single" w:sz="4" w:space="0" w:color="CCCCCC"/>
+              <w:left w:val="single" w:sz="4" w:space="0" w:color="CCCCCC"/>
+              <w:bottom w:val="single" w:sz="4" w:space="0" w:color="CCCCCC"/>
+              <w:right w:val="single" w:sz="4" w:space="0" w:color="CCCCCC"/>
+            </w:tcBorders>
+          </w:tcPr>
+          <w:p>
+            <w:r>
+              <w:rPr>
+                <w:rFonts w:ascii="Calibri" w:hAnsi="Calibri"/>
+                <w:color w:val="2D2D2D"/>
+                <w:sz w:val="18"/>
+              </w:rPr>
+              <w:t>New $4-$5 product line</w:t>
+            </w:r>
+          </w:p>
+        </w:tc>
+      </w:tr>
+      <w:tr>
+        <w:tc>
+          <w:tcPr>
+            <w:tcW w:type="dxa" w:w="2592"/>
+            <w:shd w:fill="F7F7F7" w:val="clear"/>
+            <w:tcBorders>
+              <w:top w:val="single" w:sz="4" w:space="0" w:color="CCCCCC"/>
+              <w:left w:val="single" w:sz="4" w:space="0" w:color="CCCCCC"/>
+              <w:bottom w:val="single" w:sz="4" w:space="0" w:color="CCCCCC"/>
+              <w:right w:val="single" w:sz="4" w:space="0" w:color="CCCCCC"/>
+            </w:tcBorders>
+          </w:tcPr>
+          <w:p>
+            <w:r>
+              <w:rPr>
+                <w:rFonts w:ascii="Calibri" w:hAnsi="Calibri"/>
+                <w:color w:val="2D2D2D"/>
+                <w:sz w:val="18"/>
+              </w:rPr>
+              <w:t>Hot desserts (churros, funnel cake)</w:t>
+            </w:r>
+          </w:p>
+        </w:tc>
+        <w:tc>
+          <w:tcPr>
+            <w:tcW w:type="dxa" w:w="2016"/>
+            <w:shd w:fill="F7F7F7" w:val="clear"/>
+            <w:tcBorders>
+              <w:top w:val="single" w:sz="4" w:space="0" w:color="CCCCCC"/>
+              <w:left w:val="single" w:sz="4" w:space="0" w:color="CCCCCC"/>
+              <w:bottom w:val="single" w:sz="4" w:space="0" w:color="CCCCCC"/>
+              <w:right w:val="single" w:sz="4" w:space="0" w:color="CCCCCC"/>
+            </w:tcBorders>
+          </w:tcPr>
+          <w:p>
+            <w:r>
+              <w:rPr>
+                <w:rFonts w:ascii="Calibri" w:hAnsi="Calibri"/>
+                <w:color w:val="2D2D2D"/>
+                <w:sz w:val="18"/>
+              </w:rPr>
+              <w:t>Deep fryer + hood + upgraded MFF classification</w:t>
+            </w:r>
+          </w:p>
+        </w:tc>
+        <w:tc>
+          <w:tcPr>
+            <w:tcW w:type="dxa" w:w="1440"/>
+            <w:shd w:fill="F7F7F7" w:val="clear"/>
+            <w:tcBorders>
+              <w:top w:val="single" w:sz="4" w:space="0" w:color="CCCCCC"/>
+              <w:left w:val="single" w:sz="4" w:space="0" w:color="CCCCCC"/>
+              <w:bottom w:val="single" w:sz="4" w:space="0" w:color="CCCCCC"/>
+              <w:right w:val="single" w:sz="4" w:space="0" w:color="CCCCCC"/>
+            </w:tcBorders>
+          </w:tcPr>
+          <w:p>
+            <w:r>
+              <w:rPr>
+                <w:rFonts w:ascii="Calibri" w:hAnsi="Calibri"/>
+                <w:color w:val="2D2D2D"/>
+                <w:sz w:val="18"/>
+              </w:rPr>
+              <w:t>HIGH -- AVOID</w:t>
+            </w:r>
+          </w:p>
+        </w:tc>
+        <w:tc>
+          <w:tcPr>
+            <w:tcW w:type="dxa" w:w="1728"/>
+            <w:shd w:fill="F7F7F7" w:val="clear"/>
+            <w:tcBorders>
+              <w:top w:val="single" w:sz="4" w:space="0" w:color="CCCCCC"/>
+              <w:left w:val="single" w:sz="4" w:space="0" w:color="CCCCCC"/>
+              <w:bottom w:val="single" w:sz="4" w:space="0" w:color="CCCCCC"/>
+              <w:right w:val="single" w:sz="4" w:space="0" w:color="CCCCCC"/>
+            </w:tcBorders>
+          </w:tcPr>
+          <w:p>
+            <w:r>
+              <w:rPr>
+                <w:rFonts w:ascii="Calibri" w:hAnsi="Calibri"/>
+                <w:color w:val="2D2D2D"/>
+                <w:sz w:val="18"/>
+              </w:rPr>
+              <w:t>Year 3+ at earliest</w:t>
+            </w:r>
+          </w:p>
+        </w:tc>
+        <w:tc>
+          <w:tcPr>
+            <w:tcW w:type="dxa" w:w="2016"/>
+            <w:shd w:fill="F7F7F7" w:val="clear"/>
+            <w:tcBorders>
+              <w:top w:val="single" w:sz="4" w:space="0" w:color="CCCCCC"/>
+              <w:left w:val="single" w:sz="4" w:space="0" w:color="CCCCCC"/>
+              <w:bottom w:val="single" w:sz="4" w:space="0" w:color="CCCCCC"/>
+              <w:right w:val="single" w:sz="4" w:space="0" w:color="CCCCCC"/>
+            </w:tcBorders>
+          </w:tcPr>
+          <w:p>
+            <w:r>
+              <w:rPr>
+                <w:rFonts w:ascii="Calibri" w:hAnsi="Calibri"/>
+                <w:color w:val="2D2D2D"/>
+                <w:sz w:val="18"/>
+              </w:rPr>
               <w:t>Triggers major permit upgrade</w:t>
+            </w:r>
+          </w:p>
+        </w:tc>
+      </w:tr>
+      <w:tr>
+        <w:tc>
+          <w:tcPr>
+            <w:tcW w:type="dxa" w:w="2592"/>
+            <w:shd w:fill="FFFFFF" w:val="clear"/>
+            <w:tcBorders>
+              <w:top w:val="single" w:sz="4" w:space="0" w:color="CCCCCC"/>
+              <w:left w:val="single" w:sz="4" w:space="0" w:color="CCCCCC"/>
+              <w:bottom w:val="single" w:sz="4" w:space="0" w:color="CCCCCC"/>
+              <w:right w:val="single" w:sz="4" w:space="0" w:color="CCCCCC"/>
+            </w:tcBorders>
+          </w:tcPr>
+          <w:p>
+            <w:r>
+              <w:rPr>
+                <w:rFonts w:ascii="Calibri" w:hAnsi="Calibri"/>
+                <w:color w:val="2D2D2D"/>
+                <w:sz w:val="18"/>
+              </w:rPr>
+              <w:t>Soft serve / frozen yogurt</w:t>
+            </w:r>
+          </w:p>
+        </w:tc>
+        <w:tc>
+          <w:tcPr>
+            <w:tcW w:type="dxa" w:w="2016"/>
+            <w:shd w:fill="FFFFFF" w:val="clear"/>
+            <w:tcBorders>
+              <w:top w:val="single" w:sz="4" w:space="0" w:color="CCCCCC"/>
+              <w:left w:val="single" w:sz="4" w:space="0" w:color="CCCCCC"/>
+              <w:bottom w:val="single" w:sz="4" w:space="0" w:color="CCCCCC"/>
+              <w:right w:val="single" w:sz="4" w:space="0" w:color="CCCCCC"/>
+            </w:tcBorders>
+          </w:tcPr>
+          <w:p>
+            <w:r>
+              <w:rPr>
+                <w:rFonts w:ascii="Calibri" w:hAnsi="Calibri"/>
+                <w:color w:val="2D2D2D"/>
+                <w:sz w:val="18"/>
+              </w:rPr>
+              <w:t>New machine + higher permit tier</w:t>
+            </w:r>
+          </w:p>
+        </w:tc>
+        <w:tc>
+          <w:tcPr>
+            <w:tcW w:type="dxa" w:w="1440"/>
+            <w:shd w:fill="FFFFFF" w:val="clear"/>
+            <w:tcBorders>
+              <w:top w:val="single" w:sz="4" w:space="0" w:color="CCCCCC"/>
+              <w:left w:val="single" w:sz="4" w:space="0" w:color="CCCCCC"/>
+              <w:bottom w:val="single" w:sz="4" w:space="0" w:color="CCCCCC"/>
+              <w:right w:val="single" w:sz="4" w:space="0" w:color="CCCCCC"/>
+            </w:tcBorders>
+          </w:tcPr>
+          <w:p>
+            <w:r>
+              <w:rPr>
+                <w:rFonts w:ascii="Calibri" w:hAnsi="Calibri"/>
+                <w:color w:val="2D2D2D"/>
+                <w:sz w:val="18"/>
+              </w:rPr>
+              <w:t>HIGH -- AVOID</w:t>
+            </w:r>
+          </w:p>
+        </w:tc>
+        <w:tc>
+          <w:tcPr>
+            <w:tcW w:type="dxa" w:w="1728"/>
+            <w:shd w:fill="FFFFFF" w:val="clear"/>
+            <w:tcBorders>
+              <w:top w:val="single" w:sz="4" w:space="0" w:color="CCCCCC"/>
+              <w:left w:val="single" w:sz="4" w:space="0" w:color="CCCCCC"/>
+              <w:bottom w:val="single" w:sz="4" w:space="0" w:color="CCCCCC"/>
+              <w:right w:val="single" w:sz="4" w:space="0" w:color="CCCCCC"/>
+            </w:tcBorders>
+          </w:tcPr>
+          <w:p>
+            <w:r>
+              <w:rPr>
+                <w:rFonts w:ascii="Calibri" w:hAnsi="Calibri"/>
+                <w:color w:val="2D2D2D"/>
+                <w:sz w:val="18"/>
+              </w:rPr>
+              <w:t>Year 3+ at earliest</w:t>
+            </w:r>
+          </w:p>
+        </w:tc>
+        <w:tc>
+          <w:tcPr>
+            <w:tcW w:type="dxa" w:w="2016"/>
+            <w:shd w:fill="FFFFFF" w:val="clear"/>
+            <w:tcBorders>
+              <w:top w:val="single" w:sz="4" w:space="0" w:color="CCCCCC"/>
+              <w:left w:val="single" w:sz="4" w:space="0" w:color="CCCCCC"/>
+              <w:bottom w:val="single" w:sz="4" w:space="0" w:color="CCCCCC"/>
+              <w:right w:val="single" w:sz="4" w:space="0" w:color="CCCCCC"/>
+            </w:tcBorders>
+          </w:tcPr>
+          <w:p>
+            <w:r>
+              <w:rPr>
+                <w:rFonts w:ascii="Calibri" w:hAnsi="Calibri"/>
+                <w:color w:val="2D2D2D"/>
+                <w:sz w:val="18"/>
+              </w:rPr>
+              <w:t>Different equipment and commissary requirements</w:t>
             </w:r>
           </w:p>
         </w:tc>
@@ -4843,6 +5324,52 @@
                 <w:sz w:val="18"/>
               </w:rPr>
               <w:t>Workers' Compensation insurance (must bind before first shift), I-9 verification, W-4</w:t>
+            </w:r>
+          </w:p>
+        </w:tc>
+      </w:tr>
+    </w:tbl>
+    <w:p/>
+    <w:tbl>
+      <w:tblPr>
+        <w:tblW w:type="auto" w:w="0"/>
+        <w:jc w:val="center"/>
+        <w:tblLook w:firstColumn="1" w:firstRow="1" w:lastColumn="0" w:lastRow="0" w:noHBand="0" w:noVBand="1" w:val="04A0"/>
+      </w:tblPr>
+      <w:tblGrid>
+        <w:gridCol w:w="9360"/>
+      </w:tblGrid>
+      <w:tr>
+        <w:tc>
+          <w:tcPr>
+            <w:tcW w:type="dxa" w:w="9360"/>
+            <w:shd w:fill="FEF5F4" w:val="clear"/>
+            <w:tcBorders>
+              <w:top w:val="single" w:sz="8" w:space="0" w:color="C0392B"/>
+              <w:left w:val="single" w:sz="8" w:space="0" w:color="C0392B"/>
+              <w:bottom w:val="single" w:sz="8" w:space="0" w:color="C0392B"/>
+              <w:right w:val="single" w:sz="8" w:space="0" w:color="C0392B"/>
+            </w:tcBorders>
+          </w:tcPr>
+          <w:p>
+            <w:r>
+              <w:rPr>
+                <w:rFonts w:ascii="Calibri" w:hAnsi="Calibri"/>
+                <w:b/>
+                <w:color w:val="C0392B"/>
+                <w:sz w:val="20"/>
+              </w:rPr>
+              <w:t>CALIFORNIA AB5 WARNING: DO NOT USE 1099 CONTRACTORS</w:t>
+            </w:r>
+          </w:p>
+          <w:p>
+            <w:r>
+              <w:rPr>
+                <w:rFonts w:ascii="Calibri" w:hAnsi="Calibri"/>
+                <w:color w:val="4A4A4A"/>
+                <w:sz w:val="19"/>
+              </w:rPr>
+              <w:t>Under California's AB5 law, if a worker uses your equipment, works your schedule, and operates under your direction, they are a W-2 employee -- not an independent contractor. Misclassifying employees as 1099 contractors carries severe penalties in California, including back taxes, penalties, and potential lawsuits. Your market day helpers are employees. Set up proper payroll (Gusto, Square Payroll, or similar) from day one.</w:t>
             </w:r>
           </w:p>
         </w:tc>
